--- a/13. ArrayMatrixManipulation/82 - cyclic sort.docx
+++ b/13. ArrayMatrixManipulation/82 - cyclic sort.docx
@@ -286,15 +286,15 @@
           <w:b/>
           <w:bCs/>
         </w:rPr>
-        <w:t>3:Input: nu</w:t>
-      </w:r>
-      <w:proofErr w:type="spellStart"/>
-      <w:r>
-        <w:rPr>
-          <w:b/>
-          <w:bCs/>
-        </w:rPr>
-        <w:t>ms</w:t>
+        <w:t xml:space="preserve">3:Input: </w:t>
+      </w:r>
+      <w:proofErr w:type="spellStart"/>
+      <w:r>
+        <w:rPr>
+          <w:b/>
+          <w:bCs/>
+        </w:rPr>
+        <w:t>nums</w:t>
       </w:r>
       <w:proofErr w:type="spellEnd"/>
       <w:r>
@@ -393,17 +393,8 @@
           <w:b/>
           <w:bCs/>
         </w:rPr>
-        <w:t xml:space="preserve">-&gt;if n is positive put in the </w:t>
-      </w:r>
-      <w:proofErr w:type="spellStart"/>
-      <w:r>
-        <w:rPr>
-          <w:b/>
-          <w:bCs/>
-        </w:rPr>
-        <w:t>hashmap</w:t>
-      </w:r>
-      <w:proofErr w:type="spellEnd"/>
+        <w:t>-&gt;if n is positive put in the hashmap</w:t>
+      </w:r>
     </w:p>
     <w:p>
       <w:pPr>
@@ -620,7 +611,191 @@
         </w:rPr>
       </w:pPr>
       <w:r>
+        <w:rPr>
+          <w:b/>
+          <w:bCs/>
+        </w:rPr>
         <w:lastRenderedPageBreak/>
+        <w:t>USING BOOLEAN ARRAY</w:t>
+      </w:r>
+    </w:p>
+    <w:p>
+      <w:r>
+        <w:t>class Solution {</w:t>
+      </w:r>
+    </w:p>
+    <w:p>
+      <w:r>
+        <w:t xml:space="preserve">    public int </w:t>
+      </w:r>
+      <w:proofErr w:type="spellStart"/>
+      <w:r>
+        <w:t>firstMissingPositive</w:t>
+      </w:r>
+      <w:proofErr w:type="spellEnd"/>
+      <w:r>
+        <w:t xml:space="preserve">(int[] </w:t>
+      </w:r>
+      <w:proofErr w:type="spellStart"/>
+      <w:r>
+        <w:t>nums</w:t>
+      </w:r>
+      <w:proofErr w:type="spellEnd"/>
+      <w:r>
+        <w:t>) {</w:t>
+      </w:r>
+    </w:p>
+    <w:p>
+      <w:r>
+        <w:t xml:space="preserve">        </w:t>
+      </w:r>
+      <w:proofErr w:type="spellStart"/>
+      <w:r>
+        <w:t>boolean</w:t>
+      </w:r>
+      <w:proofErr w:type="spellEnd"/>
+      <w:r>
+        <w:t xml:space="preserve"> exist[] = new </w:t>
+      </w:r>
+      <w:proofErr w:type="spellStart"/>
+      <w:r>
+        <w:t>boolean</w:t>
+      </w:r>
+      <w:proofErr w:type="spellEnd"/>
+      <w:r>
+        <w:t>[nums.length+1];</w:t>
+      </w:r>
+    </w:p>
+    <w:p>
+      <w:r>
+        <w:t xml:space="preserve">        for(int n : </w:t>
+      </w:r>
+      <w:proofErr w:type="spellStart"/>
+      <w:r>
+        <w:t>nums</w:t>
+      </w:r>
+      <w:proofErr w:type="spellEnd"/>
+      <w:r>
+        <w:t>)</w:t>
+      </w:r>
+    </w:p>
+    <w:p>
+      <w:r>
+        <w:t>        {</w:t>
+      </w:r>
+    </w:p>
+    <w:p>
+      <w:r>
+        <w:t>            if(n&gt;0 &amp;&amp; n&lt;=</w:t>
+      </w:r>
+      <w:proofErr w:type="spellStart"/>
+      <w:r>
+        <w:t>nums.length</w:t>
+      </w:r>
+      <w:proofErr w:type="spellEnd"/>
+      <w:r>
+        <w:t>)</w:t>
+      </w:r>
+    </w:p>
+    <w:p>
+      <w:r>
+        <w:t>                exist[n] = true;</w:t>
+      </w:r>
+    </w:p>
+    <w:p>
+      <w:r>
+        <w:t>        }</w:t>
+      </w:r>
+    </w:p>
+    <w:p>
+      <w:r>
+        <w:t xml:space="preserve">        for(int </w:t>
+      </w:r>
+      <w:proofErr w:type="spellStart"/>
+      <w:r>
+        <w:t>i</w:t>
+      </w:r>
+      <w:proofErr w:type="spellEnd"/>
+      <w:r>
+        <w:t xml:space="preserve"> =1 ; </w:t>
+      </w:r>
+      <w:proofErr w:type="spellStart"/>
+      <w:r>
+        <w:t>i</w:t>
+      </w:r>
+      <w:proofErr w:type="spellEnd"/>
+      <w:r>
+        <w:t xml:space="preserve">&lt; </w:t>
+      </w:r>
+      <w:proofErr w:type="spellStart"/>
+      <w:r>
+        <w:t>exist.length</w:t>
+      </w:r>
+      <w:proofErr w:type="spellEnd"/>
+      <w:r>
+        <w:t xml:space="preserve"> ; </w:t>
+      </w:r>
+      <w:proofErr w:type="spellStart"/>
+      <w:r>
+        <w:t>i</w:t>
+      </w:r>
+      <w:proofErr w:type="spellEnd"/>
+      <w:r>
+        <w:t>++)</w:t>
+      </w:r>
+    </w:p>
+    <w:p>
+      <w:r>
+        <w:t>            if(!exist[</w:t>
+      </w:r>
+      <w:proofErr w:type="spellStart"/>
+      <w:r>
+        <w:t>i</w:t>
+      </w:r>
+      <w:proofErr w:type="spellEnd"/>
+      <w:r>
+        <w:t>])</w:t>
+      </w:r>
+    </w:p>
+    <w:p>
+      <w:r>
+        <w:t xml:space="preserve">                return </w:t>
+      </w:r>
+      <w:proofErr w:type="spellStart"/>
+      <w:r>
+        <w:t>i</w:t>
+      </w:r>
+      <w:proofErr w:type="spellEnd"/>
+      <w:r>
+        <w:t>;</w:t>
+      </w:r>
+    </w:p>
+    <w:p>
+      <w:r>
+        <w:t>        return nums.length+1</w:t>
+      </w:r>
+      <w:r>
+        <w:t>;</w:t>
+      </w:r>
+    </w:p>
+    <w:p>
+      <w:r>
+        <w:t>    }</w:t>
+      </w:r>
+    </w:p>
+    <w:p>
+      <w:r>
+        <w:t>}</w:t>
+      </w:r>
+    </w:p>
+    <w:p>
+      <w:pPr>
+        <w:rPr>
+          <w:b/>
+          <w:bCs/>
+        </w:rPr>
+      </w:pPr>
+      <w:r>
         <w:t xml:space="preserve">   </w:t>
       </w:r>
       <w:r>
@@ -702,12 +877,7 @@
       </w:r>
       <w:proofErr w:type="spellEnd"/>
       <w:r>
-        <w:t>) {</w:t>
-      </w:r>
-    </w:p>
-    <w:p>
-      <w:r>
-        <w:t xml:space="preserve">        </w:t>
+        <w:t xml:space="preserve">) {        </w:t>
       </w:r>
       <w:proofErr w:type="spellStart"/>
       <w:r>
@@ -741,15 +911,7 @@
       </w:r>
       <w:proofErr w:type="spellEnd"/>
       <w:r>
-        <w:t xml:space="preserve"> : </w:t>
-      </w:r>
-      <w:proofErr w:type="spellStart"/>
-      <w:r>
-        <w:t>nums</w:t>
-      </w:r>
-      <w:proofErr w:type="spellEnd"/>
-      <w:r>
-        <w:t>) {</w:t>
+        <w:t xml:space="preserve"> : nums) {</w:t>
       </w:r>
     </w:p>
     <w:p>
@@ -767,22 +929,26 @@
     </w:p>
     <w:p>
       <w:r>
-        <w:t xml:space="preserve">                smallest++;</w:t>
-      </w:r>
-    </w:p>
-    <w:p>
-      <w:r>
-        <w:t xml:space="preserve">            }</w:t>
-      </w:r>
-    </w:p>
-    <w:p>
-      <w:r>
-        <w:t xml:space="preserve">        }</w:t>
-      </w:r>
-    </w:p>
-    <w:p>
-      <w:r>
-        <w:t xml:space="preserve">        return smallest;</w:t>
+        <w:t xml:space="preserve">                </w:t>
+      </w:r>
+      <w:proofErr w:type="spellStart"/>
+      <w:r>
+        <w:t>sm</w:t>
+      </w:r>
+      <w:r>
+        <w:t>a</w:t>
+      </w:r>
+      <w:r>
+        <w:t>lest</w:t>
+      </w:r>
+      <w:proofErr w:type="spellEnd"/>
+      <w:r>
+        <w:t>++;</w:t>
+      </w:r>
+    </w:p>
+    <w:p>
+      <w:r>
+        <w:t xml:space="preserve">                    return smallest;</w:t>
       </w:r>
     </w:p>
     <w:p>
@@ -811,6 +977,7 @@
           <w:sz w:val="52"/>
           <w:szCs w:val="52"/>
         </w:rPr>
+        <w:lastRenderedPageBreak/>
         <w:t xml:space="preserve">THE ABOVE </w:t>
       </w:r>
       <w:r>
@@ -828,68 +995,17 @@
         <w:rPr>
           <w:b/>
           <w:bCs/>
-          <w:sz w:val="52"/>
-          <w:szCs w:val="52"/>
-        </w:rPr>
-      </w:pPr>
-    </w:p>
-    <w:p>
-      <w:pPr>
-        <w:rPr>
-          <w:b/>
-          <w:bCs/>
-          <w:sz w:val="52"/>
-          <w:szCs w:val="52"/>
-        </w:rPr>
-      </w:pPr>
-    </w:p>
-    <w:p>
-      <w:pPr>
-        <w:rPr>
-          <w:b/>
-          <w:bCs/>
-          <w:sz w:val="52"/>
-          <w:szCs w:val="52"/>
-        </w:rPr>
-      </w:pPr>
-    </w:p>
-    <w:p>
-      <w:pPr>
-        <w:rPr>
-          <w:b/>
-          <w:bCs/>
-          <w:sz w:val="52"/>
-          <w:szCs w:val="52"/>
-        </w:rPr>
-      </w:pPr>
-    </w:p>
-    <w:p>
-      <w:pPr>
-        <w:rPr>
-          <w:b/>
-          <w:bCs/>
-          <w:sz w:val="52"/>
-          <w:szCs w:val="52"/>
-        </w:rPr>
-      </w:pPr>
-    </w:p>
-    <w:p>
-      <w:pPr>
-        <w:rPr>
-          <w:b/>
-          <w:bCs/>
-          <w:sz w:val="28"/>
-          <w:szCs w:val="28"/>
-        </w:rPr>
-      </w:pPr>
-      <w:r>
-        <w:rPr>
-          <w:b/>
-          <w:bCs/>
-          <w:sz w:val="28"/>
-          <w:szCs w:val="28"/>
-        </w:rPr>
-        <w:lastRenderedPageBreak/>
+          <w:sz w:val="28"/>
+          <w:szCs w:val="28"/>
+        </w:rPr>
+      </w:pPr>
+      <w:r>
+        <w:rPr>
+          <w:b/>
+          <w:bCs/>
+          <w:sz w:val="28"/>
+          <w:szCs w:val="28"/>
+        </w:rPr>
         <w:t>APPROACH 3: CYCLIC SORT</w:t>
       </w:r>
     </w:p>
@@ -1786,36 +1902,19 @@
     <w:p>
       <w:pPr>
         <w:rPr>
-          <w:sz w:val="28"/>
-          <w:szCs w:val="28"/>
-        </w:rPr>
-      </w:pPr>
-    </w:p>
-    <w:p>
-      <w:pPr>
-        <w:rPr>
-          <w:sz w:val="28"/>
-          <w:szCs w:val="28"/>
-        </w:rPr>
-      </w:pPr>
-    </w:p>
-    <w:p>
-      <w:pPr>
-        <w:rPr>
-          <w:b/>
-          <w:bCs/>
-          <w:sz w:val="28"/>
-          <w:szCs w:val="28"/>
-        </w:rPr>
-      </w:pPr>
-      <w:r>
-        <w:rPr>
-          <w:b/>
-          <w:bCs/>
-          <w:sz w:val="28"/>
-          <w:szCs w:val="28"/>
-        </w:rPr>
-        <w:lastRenderedPageBreak/>
+          <w:b/>
+          <w:bCs/>
+          <w:sz w:val="28"/>
+          <w:szCs w:val="28"/>
+        </w:rPr>
+      </w:pPr>
+      <w:r>
+        <w:rPr>
+          <w:b/>
+          <w:bCs/>
+          <w:sz w:val="28"/>
+          <w:szCs w:val="28"/>
+        </w:rPr>
         <w:t>LC#268:MISSING NUMBER</w:t>
       </w:r>
     </w:p>
@@ -2744,16 +2843,7 @@
           <w:sz w:val="28"/>
           <w:szCs w:val="28"/>
         </w:rPr>
-        <w:t>         return n;</w:t>
-      </w:r>
-      <w:r>
-        <w:rPr>
-          <w:b/>
-          <w:bCs/>
-          <w:sz w:val="28"/>
-          <w:szCs w:val="28"/>
-        </w:rPr>
-        <w:t>//for last n if it is not there in the loop</w:t>
+        <w:t>         return n;//for last n if it is not there in the loop</w:t>
       </w:r>
     </w:p>
     <w:p>
@@ -2770,14 +2860,6 @@
         </w:rPr>
         <w:t>    }</w:t>
       </w:r>
-    </w:p>
-    <w:p>
-      <w:pPr>
-        <w:rPr>
-          <w:sz w:val="28"/>
-          <w:szCs w:val="28"/>
-        </w:rPr>
-      </w:pPr>
       <w:r>
         <w:rPr>
           <w:sz w:val="28"/>
@@ -3676,7 +3758,7 @@
           <w:sz w:val="28"/>
           <w:szCs w:val="28"/>
         </w:rPr>
-        <w:t>E</w:t>
+        <w:t>e</w:t>
       </w:r>
       <w:r>
         <w:rPr>
@@ -3690,7 +3772,7 @@
           <w:sz w:val="28"/>
           <w:szCs w:val="28"/>
         </w:rPr>
-        <w:t>{</w:t>
+        <w:t xml:space="preserve"> </w:t>
       </w:r>
       <w:proofErr w:type="spellStart"/>
       <w:r>
@@ -3707,13 +3789,6 @@
           <w:szCs w:val="28"/>
         </w:rPr>
         <w:t>++;</w:t>
-      </w:r>
-      <w:r>
-        <w:rPr>
-          <w:sz w:val="28"/>
-          <w:szCs w:val="28"/>
-        </w:rPr>
-        <w:t>}</w:t>
       </w:r>
     </w:p>
     <w:p>
@@ -3971,23 +4046,7 @@
           <w:sz w:val="28"/>
           <w:szCs w:val="28"/>
         </w:rPr>
-        <w:t xml:space="preserve">(int[] </w:t>
-      </w:r>
-      <w:proofErr w:type="spellStart"/>
-      <w:r>
-        <w:rPr>
-          <w:sz w:val="28"/>
-          <w:szCs w:val="28"/>
-        </w:rPr>
-        <w:t>nums</w:t>
-      </w:r>
-      <w:proofErr w:type="spellEnd"/>
-      <w:r>
-        <w:rPr>
-          <w:sz w:val="28"/>
-          <w:szCs w:val="28"/>
-        </w:rPr>
-        <w:t>) {</w:t>
+        <w:t>(int[] nums) {</w:t>
       </w:r>
     </w:p>
     <w:p>
@@ -4781,17 +4840,17 @@
           <w:sz w:val="28"/>
           <w:szCs w:val="28"/>
         </w:rPr>
-        <w:t>2:Input: nu</w:t>
-      </w:r>
-      <w:proofErr w:type="spellStart"/>
-      <w:r>
-        <w:rPr>
-          <w:b/>
-          <w:bCs/>
-          <w:sz w:val="28"/>
-          <w:szCs w:val="28"/>
-        </w:rPr>
-        <w:t>ms</w:t>
+        <w:t xml:space="preserve">2:Input: </w:t>
+      </w:r>
+      <w:proofErr w:type="spellStart"/>
+      <w:r>
+        <w:rPr>
+          <w:b/>
+          <w:bCs/>
+          <w:sz w:val="28"/>
+          <w:szCs w:val="28"/>
+        </w:rPr>
+        <w:t>nums</w:t>
       </w:r>
       <w:proofErr w:type="spellEnd"/>
       <w:r>
@@ -5292,39 +5351,7 @@
           <w:sz w:val="28"/>
           <w:szCs w:val="28"/>
         </w:rPr>
-        <w:t xml:space="preserve">] = </w:t>
-      </w:r>
-      <w:proofErr w:type="spellStart"/>
-      <w:r>
-        <w:rPr>
-          <w:sz w:val="28"/>
-          <w:szCs w:val="28"/>
-        </w:rPr>
-        <w:t>nums</w:t>
-      </w:r>
-      <w:proofErr w:type="spellEnd"/>
-      <w:r>
-        <w:rPr>
-          <w:sz w:val="28"/>
-          <w:szCs w:val="28"/>
-        </w:rPr>
-        <w:t>[</w:t>
-      </w:r>
-      <w:proofErr w:type="spellStart"/>
-      <w:r>
-        <w:rPr>
-          <w:sz w:val="28"/>
-          <w:szCs w:val="28"/>
-        </w:rPr>
-        <w:t>i</w:t>
-      </w:r>
-      <w:proofErr w:type="spellEnd"/>
-      <w:r>
-        <w:rPr>
-          <w:sz w:val="28"/>
-          <w:szCs w:val="28"/>
-        </w:rPr>
-        <w:t>];</w:t>
+        <w:t>] = nums[i];</w:t>
       </w:r>
     </w:p>
     <w:p>
@@ -5916,7 +5943,22 @@
           <w:sz w:val="28"/>
           <w:szCs w:val="28"/>
         </w:rPr>
-        <w:t xml:space="preserve"> = </w:t>
+        <w:t xml:space="preserve"> = nums[i]-1;</w:t>
+      </w:r>
+    </w:p>
+    <w:p>
+      <w:pPr>
+        <w:rPr>
+          <w:sz w:val="28"/>
+          <w:szCs w:val="28"/>
+        </w:rPr>
+      </w:pPr>
+      <w:r>
+        <w:rPr>
+          <w:sz w:val="28"/>
+          <w:szCs w:val="28"/>
+        </w:rPr>
+        <w:t>                if(</w:t>
       </w:r>
       <w:proofErr w:type="spellStart"/>
       <w:r>
@@ -5948,22 +5990,7 @@
           <w:sz w:val="28"/>
           <w:szCs w:val="28"/>
         </w:rPr>
-        <w:t>]-1;</w:t>
-      </w:r>
-    </w:p>
-    <w:p>
-      <w:pPr>
-        <w:rPr>
-          <w:sz w:val="28"/>
-          <w:szCs w:val="28"/>
-        </w:rPr>
-      </w:pPr>
-      <w:r>
-        <w:rPr>
-          <w:sz w:val="28"/>
-          <w:szCs w:val="28"/>
-        </w:rPr>
-        <w:t>                if(</w:t>
+        <w:t>]!=</w:t>
       </w:r>
       <w:proofErr w:type="spellStart"/>
       <w:r>
@@ -5987,15 +6014,45 @@
           <w:sz w:val="28"/>
           <w:szCs w:val="28"/>
         </w:rPr>
-        <w:t>i</w:t>
-      </w:r>
-      <w:proofErr w:type="spellEnd"/>
-      <w:r>
-        <w:rPr>
-          <w:sz w:val="28"/>
-          <w:szCs w:val="28"/>
-        </w:rPr>
-        <w:t>]!=</w:t>
+        <w:t>idx</w:t>
+      </w:r>
+      <w:proofErr w:type="spellEnd"/>
+      <w:r>
+        <w:rPr>
+          <w:sz w:val="28"/>
+          <w:szCs w:val="28"/>
+        </w:rPr>
+        <w:t>])</w:t>
+      </w:r>
+    </w:p>
+    <w:p>
+      <w:pPr>
+        <w:rPr>
+          <w:sz w:val="28"/>
+          <w:szCs w:val="28"/>
+        </w:rPr>
+      </w:pPr>
+      <w:r>
+        <w:rPr>
+          <w:sz w:val="28"/>
+          <w:szCs w:val="28"/>
+        </w:rPr>
+        <w:t>                {</w:t>
+      </w:r>
+    </w:p>
+    <w:p>
+      <w:pPr>
+        <w:rPr>
+          <w:sz w:val="28"/>
+          <w:szCs w:val="28"/>
+        </w:rPr>
+      </w:pPr>
+      <w:r>
+        <w:rPr>
+          <w:sz w:val="28"/>
+          <w:szCs w:val="28"/>
+        </w:rPr>
+        <w:t xml:space="preserve">                    int temp = </w:t>
       </w:r>
       <w:proofErr w:type="spellStart"/>
       <w:r>
@@ -6027,37 +6084,22 @@
           <w:sz w:val="28"/>
           <w:szCs w:val="28"/>
         </w:rPr>
-        <w:t>])</w:t>
-      </w:r>
-    </w:p>
-    <w:p>
-      <w:pPr>
-        <w:rPr>
-          <w:sz w:val="28"/>
-          <w:szCs w:val="28"/>
-        </w:rPr>
-      </w:pPr>
-      <w:r>
-        <w:rPr>
-          <w:sz w:val="28"/>
-          <w:szCs w:val="28"/>
-        </w:rPr>
-        <w:t>                {</w:t>
-      </w:r>
-    </w:p>
-    <w:p>
-      <w:pPr>
-        <w:rPr>
-          <w:sz w:val="28"/>
-          <w:szCs w:val="28"/>
-        </w:rPr>
-      </w:pPr>
-      <w:r>
-        <w:rPr>
-          <w:sz w:val="28"/>
-          <w:szCs w:val="28"/>
-        </w:rPr>
-        <w:t xml:space="preserve">                    int temp = </w:t>
+        <w:t>];</w:t>
+      </w:r>
+    </w:p>
+    <w:p>
+      <w:pPr>
+        <w:rPr>
+          <w:sz w:val="28"/>
+          <w:szCs w:val="28"/>
+        </w:rPr>
+      </w:pPr>
+      <w:r>
+        <w:rPr>
+          <w:sz w:val="28"/>
+          <w:szCs w:val="28"/>
+        </w:rPr>
+        <w:t xml:space="preserve">                    </w:t>
       </w:r>
       <w:proofErr w:type="spellStart"/>
       <w:r>
@@ -6089,86 +6131,7 @@
           <w:sz w:val="28"/>
           <w:szCs w:val="28"/>
         </w:rPr>
-        <w:t>];</w:t>
-      </w:r>
-    </w:p>
-    <w:p>
-      <w:pPr>
-        <w:rPr>
-          <w:sz w:val="28"/>
-          <w:szCs w:val="28"/>
-        </w:rPr>
-      </w:pPr>
-      <w:r>
-        <w:rPr>
-          <w:sz w:val="28"/>
-          <w:szCs w:val="28"/>
-        </w:rPr>
-        <w:t xml:space="preserve">                    </w:t>
-      </w:r>
-      <w:proofErr w:type="spellStart"/>
-      <w:r>
-        <w:rPr>
-          <w:sz w:val="28"/>
-          <w:szCs w:val="28"/>
-        </w:rPr>
-        <w:t>nums</w:t>
-      </w:r>
-      <w:proofErr w:type="spellEnd"/>
-      <w:r>
-        <w:rPr>
-          <w:sz w:val="28"/>
-          <w:szCs w:val="28"/>
-        </w:rPr>
-        <w:t>[</w:t>
-      </w:r>
-      <w:proofErr w:type="spellStart"/>
-      <w:r>
-        <w:rPr>
-          <w:sz w:val="28"/>
-          <w:szCs w:val="28"/>
-        </w:rPr>
-        <w:t>idx</w:t>
-      </w:r>
-      <w:proofErr w:type="spellEnd"/>
-      <w:r>
-        <w:rPr>
-          <w:sz w:val="28"/>
-          <w:szCs w:val="28"/>
-        </w:rPr>
-        <w:t>] =  </w:t>
-      </w:r>
-      <w:proofErr w:type="spellStart"/>
-      <w:r>
-        <w:rPr>
-          <w:sz w:val="28"/>
-          <w:szCs w:val="28"/>
-        </w:rPr>
-        <w:t>nums</w:t>
-      </w:r>
-      <w:proofErr w:type="spellEnd"/>
-      <w:r>
-        <w:rPr>
-          <w:sz w:val="28"/>
-          <w:szCs w:val="28"/>
-        </w:rPr>
-        <w:t>[</w:t>
-      </w:r>
-      <w:proofErr w:type="spellStart"/>
-      <w:r>
-        <w:rPr>
-          <w:sz w:val="28"/>
-          <w:szCs w:val="28"/>
-        </w:rPr>
-        <w:t>i</w:t>
-      </w:r>
-      <w:proofErr w:type="spellEnd"/>
-      <w:r>
-        <w:rPr>
-          <w:sz w:val="28"/>
-          <w:szCs w:val="28"/>
-        </w:rPr>
-        <w:t>] ;</w:t>
+        <w:t>] =  nums[i] ;</w:t>
       </w:r>
     </w:p>
     <w:p>

--- a/13. ArrayMatrixManipulation/82 - cyclic sort.docx
+++ b/13. ArrayMatrixManipulation/82 - cyclic sort.docx
@@ -911,7 +911,18 @@
       </w:r>
       <w:proofErr w:type="spellEnd"/>
       <w:r>
-        <w:t xml:space="preserve"> : nums) {</w:t>
+        <w:t xml:space="preserve"> : </w:t>
+      </w:r>
+      <w:proofErr w:type="spellStart"/>
+      <w:r>
+        <w:t>nums</w:t>
+      </w:r>
+      <w:proofErr w:type="spellEnd"/>
+      <w:r>
+        <w:t xml:space="preserve">) </w:t>
+      </w:r>
+      <w:r>
+        <w:t>{</w:t>
       </w:r>
     </w:p>
     <w:p>
@@ -924,7 +935,7 @@
       </w:r>
       <w:proofErr w:type="spellEnd"/>
       <w:r>
-        <w:t xml:space="preserve"> == smallest) {</w:t>
+        <w:t xml:space="preserve"> == smallest) </w:t>
       </w:r>
     </w:p>
     <w:p>
@@ -944,6 +955,9 @@
       <w:proofErr w:type="spellEnd"/>
       <w:r>
         <w:t>++;</w:t>
+      </w:r>
+      <w:r>
+        <w:t>}</w:t>
       </w:r>
     </w:p>
     <w:p>
@@ -1894,27 +1908,20 @@
     <w:p>
       <w:pPr>
         <w:rPr>
-          <w:sz w:val="28"/>
-          <w:szCs w:val="28"/>
-        </w:rPr>
-      </w:pPr>
-    </w:p>
-    <w:p>
-      <w:pPr>
-        <w:rPr>
-          <w:b/>
-          <w:bCs/>
-          <w:sz w:val="28"/>
-          <w:szCs w:val="28"/>
-        </w:rPr>
-      </w:pPr>
-      <w:r>
-        <w:rPr>
-          <w:b/>
-          <w:bCs/>
-          <w:sz w:val="28"/>
-          <w:szCs w:val="28"/>
-        </w:rPr>
+          <w:b/>
+          <w:bCs/>
+          <w:sz w:val="28"/>
+          <w:szCs w:val="28"/>
+        </w:rPr>
+      </w:pPr>
+      <w:r>
+        <w:rPr>
+          <w:b/>
+          <w:bCs/>
+          <w:sz w:val="28"/>
+          <w:szCs w:val="28"/>
+        </w:rPr>
+        <w:lastRenderedPageBreak/>
         <w:t>LC#268:MISSING NUMBER</w:t>
       </w:r>
     </w:p>
@@ -2867,6 +2874,14 @@
         </w:rPr>
         <w:t>}</w:t>
       </w:r>
+    </w:p>
+    <w:p>
+      <w:pPr>
+        <w:rPr>
+          <w:sz w:val="28"/>
+          <w:szCs w:val="28"/>
+        </w:rPr>
+      </w:pPr>
     </w:p>
     <w:p>
       <w:pPr>
@@ -4744,6 +4759,986 @@
           <w:szCs w:val="28"/>
         </w:rPr>
         <w:lastRenderedPageBreak/>
+        <w:t>CORRECT APPROACH: TC: O(N) SC : O(1)</w:t>
+      </w:r>
+    </w:p>
+    <w:p>
+      <w:pPr>
+        <w:rPr>
+          <w:b/>
+          <w:bCs/>
+          <w:sz w:val="28"/>
+          <w:szCs w:val="28"/>
+        </w:rPr>
+      </w:pPr>
+      <w:r>
+        <w:rPr>
+          <w:b/>
+          <w:bCs/>
+          <w:sz w:val="28"/>
+          <w:szCs w:val="28"/>
+        </w:rPr>
+        <w:t>App1:</w:t>
+      </w:r>
+    </w:p>
+    <w:p>
+      <w:pPr>
+        <w:rPr>
+          <w:b/>
+          <w:bCs/>
+          <w:sz w:val="28"/>
+          <w:szCs w:val="28"/>
+        </w:rPr>
+      </w:pPr>
+      <w:r>
+        <w:rPr>
+          <w:b/>
+          <w:bCs/>
+          <w:sz w:val="28"/>
+          <w:szCs w:val="28"/>
+        </w:rPr>
+        <w:t>-&gt;first move fast two steps slow one then move both 1 step stopping step is the cycle starting position in linked list which is the duplicate in the array</w:t>
+      </w:r>
+    </w:p>
+    <w:p>
+      <w:pPr>
+        <w:rPr>
+          <w:sz w:val="28"/>
+          <w:szCs w:val="28"/>
+        </w:rPr>
+      </w:pPr>
+      <w:r>
+        <w:rPr>
+          <w:sz w:val="28"/>
+          <w:szCs w:val="28"/>
+        </w:rPr>
+        <w:t>class Solution {</w:t>
+      </w:r>
+    </w:p>
+    <w:p>
+      <w:pPr>
+        <w:rPr>
+          <w:sz w:val="28"/>
+          <w:szCs w:val="28"/>
+        </w:rPr>
+      </w:pPr>
+      <w:r>
+        <w:rPr>
+          <w:sz w:val="28"/>
+          <w:szCs w:val="28"/>
+        </w:rPr>
+        <w:t xml:space="preserve">    public int </w:t>
+      </w:r>
+      <w:proofErr w:type="spellStart"/>
+      <w:r>
+        <w:rPr>
+          <w:sz w:val="28"/>
+          <w:szCs w:val="28"/>
+        </w:rPr>
+        <w:t>findDuplicate</w:t>
+      </w:r>
+      <w:proofErr w:type="spellEnd"/>
+      <w:r>
+        <w:rPr>
+          <w:sz w:val="28"/>
+          <w:szCs w:val="28"/>
+        </w:rPr>
+        <w:t xml:space="preserve">(int[] </w:t>
+      </w:r>
+      <w:proofErr w:type="spellStart"/>
+      <w:r>
+        <w:rPr>
+          <w:sz w:val="28"/>
+          <w:szCs w:val="28"/>
+        </w:rPr>
+        <w:t>nums</w:t>
+      </w:r>
+      <w:proofErr w:type="spellEnd"/>
+      <w:r>
+        <w:rPr>
+          <w:sz w:val="28"/>
+          <w:szCs w:val="28"/>
+        </w:rPr>
+        <w:t>) {</w:t>
+      </w:r>
+    </w:p>
+    <w:p>
+      <w:pPr>
+        <w:rPr>
+          <w:sz w:val="28"/>
+          <w:szCs w:val="28"/>
+        </w:rPr>
+      </w:pPr>
+      <w:r>
+        <w:rPr>
+          <w:sz w:val="28"/>
+          <w:szCs w:val="28"/>
+        </w:rPr>
+        <w:t xml:space="preserve">        int slow = </w:t>
+      </w:r>
+      <w:proofErr w:type="spellStart"/>
+      <w:r>
+        <w:rPr>
+          <w:sz w:val="28"/>
+          <w:szCs w:val="28"/>
+        </w:rPr>
+        <w:t>nums</w:t>
+      </w:r>
+      <w:proofErr w:type="spellEnd"/>
+      <w:r>
+        <w:rPr>
+          <w:sz w:val="28"/>
+          <w:szCs w:val="28"/>
+        </w:rPr>
+        <w:t>[0];</w:t>
+      </w:r>
+    </w:p>
+    <w:p>
+      <w:pPr>
+        <w:rPr>
+          <w:sz w:val="28"/>
+          <w:szCs w:val="28"/>
+        </w:rPr>
+      </w:pPr>
+      <w:r>
+        <w:rPr>
+          <w:sz w:val="28"/>
+          <w:szCs w:val="28"/>
+        </w:rPr>
+        <w:t xml:space="preserve">        int fast = </w:t>
+      </w:r>
+      <w:proofErr w:type="spellStart"/>
+      <w:r>
+        <w:rPr>
+          <w:sz w:val="28"/>
+          <w:szCs w:val="28"/>
+        </w:rPr>
+        <w:t>nums</w:t>
+      </w:r>
+      <w:proofErr w:type="spellEnd"/>
+      <w:r>
+        <w:rPr>
+          <w:sz w:val="28"/>
+          <w:szCs w:val="28"/>
+        </w:rPr>
+        <w:t>[0];</w:t>
+      </w:r>
+    </w:p>
+    <w:p>
+      <w:pPr>
+        <w:rPr>
+          <w:sz w:val="28"/>
+          <w:szCs w:val="28"/>
+        </w:rPr>
+      </w:pPr>
+      <w:r>
+        <w:rPr>
+          <w:sz w:val="28"/>
+          <w:szCs w:val="28"/>
+        </w:rPr>
+        <w:t>        do{</w:t>
+      </w:r>
+    </w:p>
+    <w:p>
+      <w:pPr>
+        <w:rPr>
+          <w:sz w:val="28"/>
+          <w:szCs w:val="28"/>
+        </w:rPr>
+      </w:pPr>
+      <w:r>
+        <w:rPr>
+          <w:sz w:val="28"/>
+          <w:szCs w:val="28"/>
+        </w:rPr>
+        <w:t xml:space="preserve">            slow = </w:t>
+      </w:r>
+      <w:proofErr w:type="spellStart"/>
+      <w:r>
+        <w:rPr>
+          <w:sz w:val="28"/>
+          <w:szCs w:val="28"/>
+        </w:rPr>
+        <w:t>nums</w:t>
+      </w:r>
+      <w:proofErr w:type="spellEnd"/>
+      <w:r>
+        <w:rPr>
+          <w:sz w:val="28"/>
+          <w:szCs w:val="28"/>
+        </w:rPr>
+        <w:t>[slow];</w:t>
+      </w:r>
+    </w:p>
+    <w:p>
+      <w:pPr>
+        <w:rPr>
+          <w:sz w:val="28"/>
+          <w:szCs w:val="28"/>
+        </w:rPr>
+      </w:pPr>
+      <w:r>
+        <w:rPr>
+          <w:sz w:val="28"/>
+          <w:szCs w:val="28"/>
+        </w:rPr>
+        <w:t xml:space="preserve">            fast = </w:t>
+      </w:r>
+      <w:proofErr w:type="spellStart"/>
+      <w:r>
+        <w:rPr>
+          <w:sz w:val="28"/>
+          <w:szCs w:val="28"/>
+        </w:rPr>
+        <w:t>nums</w:t>
+      </w:r>
+      <w:proofErr w:type="spellEnd"/>
+      <w:r>
+        <w:rPr>
+          <w:sz w:val="28"/>
+          <w:szCs w:val="28"/>
+        </w:rPr>
+        <w:t>[</w:t>
+      </w:r>
+      <w:proofErr w:type="spellStart"/>
+      <w:r>
+        <w:rPr>
+          <w:sz w:val="28"/>
+          <w:szCs w:val="28"/>
+        </w:rPr>
+        <w:t>nums</w:t>
+      </w:r>
+      <w:proofErr w:type="spellEnd"/>
+      <w:r>
+        <w:rPr>
+          <w:sz w:val="28"/>
+          <w:szCs w:val="28"/>
+        </w:rPr>
+        <w:t>[fast]];</w:t>
+      </w:r>
+    </w:p>
+    <w:p>
+      <w:pPr>
+        <w:rPr>
+          <w:sz w:val="28"/>
+          <w:szCs w:val="28"/>
+        </w:rPr>
+      </w:pPr>
+      <w:r>
+        <w:rPr>
+          <w:sz w:val="28"/>
+          <w:szCs w:val="28"/>
+        </w:rPr>
+        <w:t>        }while(slow!= fast);</w:t>
+      </w:r>
+    </w:p>
+    <w:p>
+      <w:pPr>
+        <w:rPr>
+          <w:sz w:val="28"/>
+          <w:szCs w:val="28"/>
+        </w:rPr>
+      </w:pPr>
+    </w:p>
+    <w:p>
+      <w:pPr>
+        <w:rPr>
+          <w:sz w:val="28"/>
+          <w:szCs w:val="28"/>
+        </w:rPr>
+      </w:pPr>
+      <w:r>
+        <w:rPr>
+          <w:sz w:val="28"/>
+          <w:szCs w:val="28"/>
+        </w:rPr>
+        <w:t xml:space="preserve">        slow = </w:t>
+      </w:r>
+      <w:proofErr w:type="spellStart"/>
+      <w:r>
+        <w:rPr>
+          <w:sz w:val="28"/>
+          <w:szCs w:val="28"/>
+        </w:rPr>
+        <w:t>nums</w:t>
+      </w:r>
+      <w:proofErr w:type="spellEnd"/>
+      <w:r>
+        <w:rPr>
+          <w:sz w:val="28"/>
+          <w:szCs w:val="28"/>
+        </w:rPr>
+        <w:t>[0];</w:t>
+      </w:r>
+    </w:p>
+    <w:p>
+      <w:pPr>
+        <w:rPr>
+          <w:sz w:val="28"/>
+          <w:szCs w:val="28"/>
+        </w:rPr>
+      </w:pPr>
+      <w:r>
+        <w:rPr>
+          <w:sz w:val="28"/>
+          <w:szCs w:val="28"/>
+        </w:rPr>
+        <w:t>        while(slow != fast)</w:t>
+      </w:r>
+    </w:p>
+    <w:p>
+      <w:pPr>
+        <w:rPr>
+          <w:sz w:val="28"/>
+          <w:szCs w:val="28"/>
+        </w:rPr>
+      </w:pPr>
+      <w:r>
+        <w:rPr>
+          <w:sz w:val="28"/>
+          <w:szCs w:val="28"/>
+        </w:rPr>
+        <w:t>        {</w:t>
+      </w:r>
+    </w:p>
+    <w:p>
+      <w:pPr>
+        <w:rPr>
+          <w:sz w:val="28"/>
+          <w:szCs w:val="28"/>
+        </w:rPr>
+      </w:pPr>
+      <w:r>
+        <w:rPr>
+          <w:sz w:val="28"/>
+          <w:szCs w:val="28"/>
+        </w:rPr>
+        <w:t xml:space="preserve">            slow = </w:t>
+      </w:r>
+      <w:proofErr w:type="spellStart"/>
+      <w:r>
+        <w:rPr>
+          <w:sz w:val="28"/>
+          <w:szCs w:val="28"/>
+        </w:rPr>
+        <w:t>nums</w:t>
+      </w:r>
+      <w:proofErr w:type="spellEnd"/>
+      <w:r>
+        <w:rPr>
+          <w:sz w:val="28"/>
+          <w:szCs w:val="28"/>
+        </w:rPr>
+        <w:t>[slow];</w:t>
+      </w:r>
+    </w:p>
+    <w:p>
+      <w:pPr>
+        <w:rPr>
+          <w:sz w:val="28"/>
+          <w:szCs w:val="28"/>
+        </w:rPr>
+      </w:pPr>
+      <w:r>
+        <w:rPr>
+          <w:sz w:val="28"/>
+          <w:szCs w:val="28"/>
+        </w:rPr>
+        <w:t xml:space="preserve">            fast = </w:t>
+      </w:r>
+      <w:proofErr w:type="spellStart"/>
+      <w:r>
+        <w:rPr>
+          <w:sz w:val="28"/>
+          <w:szCs w:val="28"/>
+        </w:rPr>
+        <w:t>nums</w:t>
+      </w:r>
+      <w:proofErr w:type="spellEnd"/>
+      <w:r>
+        <w:rPr>
+          <w:sz w:val="28"/>
+          <w:szCs w:val="28"/>
+        </w:rPr>
+        <w:t>[fast];</w:t>
+      </w:r>
+    </w:p>
+    <w:p>
+      <w:pPr>
+        <w:rPr>
+          <w:sz w:val="28"/>
+          <w:szCs w:val="28"/>
+        </w:rPr>
+      </w:pPr>
+      <w:r>
+        <w:rPr>
+          <w:sz w:val="28"/>
+          <w:szCs w:val="28"/>
+        </w:rPr>
+        <w:t>        }</w:t>
+      </w:r>
+    </w:p>
+    <w:p>
+      <w:pPr>
+        <w:rPr>
+          <w:sz w:val="28"/>
+          <w:szCs w:val="28"/>
+        </w:rPr>
+      </w:pPr>
+      <w:r>
+        <w:rPr>
+          <w:sz w:val="28"/>
+          <w:szCs w:val="28"/>
+        </w:rPr>
+        <w:t xml:space="preserve">        return slow; </w:t>
+      </w:r>
+    </w:p>
+    <w:p>
+      <w:pPr>
+        <w:rPr>
+          <w:sz w:val="28"/>
+          <w:szCs w:val="28"/>
+        </w:rPr>
+      </w:pPr>
+      <w:r>
+        <w:rPr>
+          <w:sz w:val="28"/>
+          <w:szCs w:val="28"/>
+        </w:rPr>
+        <w:t>    }</w:t>
+      </w:r>
+    </w:p>
+    <w:p>
+      <w:pPr>
+        <w:rPr>
+          <w:sz w:val="28"/>
+          <w:szCs w:val="28"/>
+        </w:rPr>
+      </w:pPr>
+      <w:r>
+        <w:rPr>
+          <w:sz w:val="28"/>
+          <w:szCs w:val="28"/>
+        </w:rPr>
+        <w:t>}</w:t>
+      </w:r>
+    </w:p>
+    <w:p>
+      <w:pPr>
+        <w:rPr>
+          <w:sz w:val="28"/>
+          <w:szCs w:val="28"/>
+        </w:rPr>
+      </w:pPr>
+    </w:p>
+    <w:p>
+      <w:pPr>
+        <w:rPr>
+          <w:sz w:val="28"/>
+          <w:szCs w:val="28"/>
+        </w:rPr>
+      </w:pPr>
+    </w:p>
+    <w:p>
+      <w:pPr>
+        <w:rPr>
+          <w:sz w:val="28"/>
+          <w:szCs w:val="28"/>
+        </w:rPr>
+      </w:pPr>
+    </w:p>
+    <w:p>
+      <w:pPr>
+        <w:rPr>
+          <w:b/>
+          <w:bCs/>
+          <w:sz w:val="28"/>
+          <w:szCs w:val="28"/>
+        </w:rPr>
+      </w:pPr>
+      <w:r>
+        <w:rPr>
+          <w:b/>
+          <w:bCs/>
+          <w:sz w:val="28"/>
+          <w:szCs w:val="28"/>
+        </w:rPr>
+        <w:lastRenderedPageBreak/>
+        <w:t xml:space="preserve">APP2: Binary search TC: O(N log N) </w:t>
+      </w:r>
+      <w:proofErr w:type="spellStart"/>
+      <w:r>
+        <w:rPr>
+          <w:b/>
+          <w:bCs/>
+          <w:sz w:val="28"/>
+          <w:szCs w:val="28"/>
+        </w:rPr>
+        <w:t>sc</w:t>
+      </w:r>
+      <w:proofErr w:type="spellEnd"/>
+      <w:r>
+        <w:rPr>
+          <w:b/>
+          <w:bCs/>
+          <w:sz w:val="28"/>
+          <w:szCs w:val="28"/>
+        </w:rPr>
+        <w:t xml:space="preserve"> : o(1)</w:t>
+      </w:r>
+    </w:p>
+    <w:p>
+      <w:pPr>
+        <w:rPr>
+          <w:sz w:val="28"/>
+          <w:szCs w:val="28"/>
+        </w:rPr>
+      </w:pPr>
+      <w:r>
+        <w:rPr>
+          <w:sz w:val="28"/>
+          <w:szCs w:val="28"/>
+        </w:rPr>
+        <w:t>class Solution {</w:t>
+      </w:r>
+    </w:p>
+    <w:p>
+      <w:pPr>
+        <w:rPr>
+          <w:sz w:val="28"/>
+          <w:szCs w:val="28"/>
+        </w:rPr>
+      </w:pPr>
+      <w:r>
+        <w:rPr>
+          <w:sz w:val="28"/>
+          <w:szCs w:val="28"/>
+        </w:rPr>
+        <w:t xml:space="preserve">    public int </w:t>
+      </w:r>
+      <w:proofErr w:type="spellStart"/>
+      <w:r>
+        <w:rPr>
+          <w:sz w:val="28"/>
+          <w:szCs w:val="28"/>
+        </w:rPr>
+        <w:t>findDuplicate</w:t>
+      </w:r>
+      <w:proofErr w:type="spellEnd"/>
+      <w:r>
+        <w:rPr>
+          <w:sz w:val="28"/>
+          <w:szCs w:val="28"/>
+        </w:rPr>
+        <w:t xml:space="preserve">(int[] </w:t>
+      </w:r>
+      <w:proofErr w:type="spellStart"/>
+      <w:r>
+        <w:rPr>
+          <w:sz w:val="28"/>
+          <w:szCs w:val="28"/>
+        </w:rPr>
+        <w:t>nums</w:t>
+      </w:r>
+      <w:proofErr w:type="spellEnd"/>
+      <w:r>
+        <w:rPr>
+          <w:sz w:val="28"/>
+          <w:szCs w:val="28"/>
+        </w:rPr>
+        <w:t>) {</w:t>
+      </w:r>
+    </w:p>
+    <w:p>
+      <w:pPr>
+        <w:rPr>
+          <w:sz w:val="28"/>
+          <w:szCs w:val="28"/>
+        </w:rPr>
+      </w:pPr>
+      <w:r>
+        <w:rPr>
+          <w:sz w:val="28"/>
+          <w:szCs w:val="28"/>
+        </w:rPr>
+        <w:t xml:space="preserve">        int low = 1;</w:t>
+      </w:r>
+    </w:p>
+    <w:p>
+      <w:pPr>
+        <w:rPr>
+          <w:sz w:val="28"/>
+          <w:szCs w:val="28"/>
+        </w:rPr>
+      </w:pPr>
+      <w:r>
+        <w:rPr>
+          <w:sz w:val="28"/>
+          <w:szCs w:val="28"/>
+        </w:rPr>
+        <w:t xml:space="preserve">        int high = </w:t>
+      </w:r>
+      <w:proofErr w:type="spellStart"/>
+      <w:r>
+        <w:rPr>
+          <w:sz w:val="28"/>
+          <w:szCs w:val="28"/>
+        </w:rPr>
+        <w:t>nums.length</w:t>
+      </w:r>
+      <w:proofErr w:type="spellEnd"/>
+      <w:r>
+        <w:rPr>
+          <w:sz w:val="28"/>
+          <w:szCs w:val="28"/>
+        </w:rPr>
+        <w:t xml:space="preserve"> - 1;</w:t>
+      </w:r>
+    </w:p>
+    <w:p>
+      <w:pPr>
+        <w:rPr>
+          <w:sz w:val="28"/>
+          <w:szCs w:val="28"/>
+        </w:rPr>
+      </w:pPr>
+    </w:p>
+    <w:p>
+      <w:pPr>
+        <w:rPr>
+          <w:sz w:val="28"/>
+          <w:szCs w:val="28"/>
+        </w:rPr>
+      </w:pPr>
+      <w:r>
+        <w:rPr>
+          <w:sz w:val="28"/>
+          <w:szCs w:val="28"/>
+        </w:rPr>
+        <w:t xml:space="preserve">        while (low &lt; high) {</w:t>
+      </w:r>
+    </w:p>
+    <w:p>
+      <w:pPr>
+        <w:rPr>
+          <w:sz w:val="28"/>
+          <w:szCs w:val="28"/>
+        </w:rPr>
+      </w:pPr>
+      <w:r>
+        <w:rPr>
+          <w:sz w:val="28"/>
+          <w:szCs w:val="28"/>
+        </w:rPr>
+        <w:t xml:space="preserve">            int mid = low + (high - low) / 2;</w:t>
+      </w:r>
+    </w:p>
+    <w:p>
+      <w:pPr>
+        <w:rPr>
+          <w:sz w:val="28"/>
+          <w:szCs w:val="28"/>
+        </w:rPr>
+      </w:pPr>
+    </w:p>
+    <w:p>
+      <w:pPr>
+        <w:rPr>
+          <w:sz w:val="28"/>
+          <w:szCs w:val="28"/>
+        </w:rPr>
+      </w:pPr>
+      <w:r>
+        <w:rPr>
+          <w:sz w:val="28"/>
+          <w:szCs w:val="28"/>
+        </w:rPr>
+        <w:t xml:space="preserve">            int count = 0;</w:t>
+      </w:r>
+    </w:p>
+    <w:p>
+      <w:pPr>
+        <w:rPr>
+          <w:sz w:val="28"/>
+          <w:szCs w:val="28"/>
+        </w:rPr>
+      </w:pPr>
+      <w:r>
+        <w:rPr>
+          <w:sz w:val="28"/>
+          <w:szCs w:val="28"/>
+        </w:rPr>
+        <w:t xml:space="preserve">            for (int </w:t>
+      </w:r>
+      <w:proofErr w:type="spellStart"/>
+      <w:r>
+        <w:rPr>
+          <w:sz w:val="28"/>
+          <w:szCs w:val="28"/>
+        </w:rPr>
+        <w:t>num</w:t>
+      </w:r>
+      <w:proofErr w:type="spellEnd"/>
+      <w:r>
+        <w:rPr>
+          <w:sz w:val="28"/>
+          <w:szCs w:val="28"/>
+        </w:rPr>
+        <w:t xml:space="preserve"> : </w:t>
+      </w:r>
+      <w:proofErr w:type="spellStart"/>
+      <w:r>
+        <w:rPr>
+          <w:sz w:val="28"/>
+          <w:szCs w:val="28"/>
+        </w:rPr>
+        <w:t>nums</w:t>
+      </w:r>
+      <w:proofErr w:type="spellEnd"/>
+      <w:r>
+        <w:rPr>
+          <w:sz w:val="28"/>
+          <w:szCs w:val="28"/>
+        </w:rPr>
+        <w:t>) {</w:t>
+      </w:r>
+    </w:p>
+    <w:p>
+      <w:pPr>
+        <w:rPr>
+          <w:sz w:val="28"/>
+          <w:szCs w:val="28"/>
+        </w:rPr>
+      </w:pPr>
+      <w:r>
+        <w:rPr>
+          <w:sz w:val="28"/>
+          <w:szCs w:val="28"/>
+        </w:rPr>
+        <w:t xml:space="preserve">                if (</w:t>
+      </w:r>
+      <w:proofErr w:type="spellStart"/>
+      <w:r>
+        <w:rPr>
+          <w:sz w:val="28"/>
+          <w:szCs w:val="28"/>
+        </w:rPr>
+        <w:t>num</w:t>
+      </w:r>
+      <w:proofErr w:type="spellEnd"/>
+      <w:r>
+        <w:rPr>
+          <w:sz w:val="28"/>
+          <w:szCs w:val="28"/>
+        </w:rPr>
+        <w:t xml:space="preserve"> &lt;= mid) {</w:t>
+      </w:r>
+    </w:p>
+    <w:p>
+      <w:pPr>
+        <w:rPr>
+          <w:sz w:val="28"/>
+          <w:szCs w:val="28"/>
+        </w:rPr>
+      </w:pPr>
+      <w:r>
+        <w:rPr>
+          <w:sz w:val="28"/>
+          <w:szCs w:val="28"/>
+        </w:rPr>
+        <w:t xml:space="preserve">                    count++;</w:t>
+      </w:r>
+    </w:p>
+    <w:p>
+      <w:pPr>
+        <w:rPr>
+          <w:sz w:val="28"/>
+          <w:szCs w:val="28"/>
+        </w:rPr>
+      </w:pPr>
+      <w:r>
+        <w:rPr>
+          <w:sz w:val="28"/>
+          <w:szCs w:val="28"/>
+        </w:rPr>
+        <w:t xml:space="preserve">                }</w:t>
+      </w:r>
+    </w:p>
+    <w:p>
+      <w:pPr>
+        <w:rPr>
+          <w:sz w:val="28"/>
+          <w:szCs w:val="28"/>
+        </w:rPr>
+      </w:pPr>
+      <w:r>
+        <w:rPr>
+          <w:sz w:val="28"/>
+          <w:szCs w:val="28"/>
+        </w:rPr>
+        <w:t xml:space="preserve">            }</w:t>
+      </w:r>
+    </w:p>
+    <w:p>
+      <w:pPr>
+        <w:rPr>
+          <w:sz w:val="28"/>
+          <w:szCs w:val="28"/>
+        </w:rPr>
+      </w:pPr>
+    </w:p>
+    <w:p>
+      <w:pPr>
+        <w:rPr>
+          <w:sz w:val="28"/>
+          <w:szCs w:val="28"/>
+        </w:rPr>
+      </w:pPr>
+      <w:r>
+        <w:rPr>
+          <w:sz w:val="28"/>
+          <w:szCs w:val="28"/>
+        </w:rPr>
+        <w:t xml:space="preserve">            if (count &gt; mid) {</w:t>
+      </w:r>
+    </w:p>
+    <w:p>
+      <w:pPr>
+        <w:rPr>
+          <w:sz w:val="28"/>
+          <w:szCs w:val="28"/>
+        </w:rPr>
+      </w:pPr>
+      <w:r>
+        <w:rPr>
+          <w:sz w:val="28"/>
+          <w:szCs w:val="28"/>
+        </w:rPr>
+        <w:t xml:space="preserve">                high = mid;</w:t>
+      </w:r>
+    </w:p>
+    <w:p>
+      <w:pPr>
+        <w:rPr>
+          <w:sz w:val="28"/>
+          <w:szCs w:val="28"/>
+        </w:rPr>
+      </w:pPr>
+      <w:r>
+        <w:rPr>
+          <w:sz w:val="28"/>
+          <w:szCs w:val="28"/>
+        </w:rPr>
+        <w:t xml:space="preserve">            } else {</w:t>
+      </w:r>
+    </w:p>
+    <w:p>
+      <w:pPr>
+        <w:rPr>
+          <w:sz w:val="28"/>
+          <w:szCs w:val="28"/>
+        </w:rPr>
+      </w:pPr>
+      <w:r>
+        <w:rPr>
+          <w:sz w:val="28"/>
+          <w:szCs w:val="28"/>
+        </w:rPr>
+        <w:t xml:space="preserve">                low = mid + 1;</w:t>
+      </w:r>
+    </w:p>
+    <w:p>
+      <w:pPr>
+        <w:rPr>
+          <w:sz w:val="28"/>
+          <w:szCs w:val="28"/>
+        </w:rPr>
+      </w:pPr>
+      <w:r>
+        <w:rPr>
+          <w:sz w:val="28"/>
+          <w:szCs w:val="28"/>
+        </w:rPr>
+        <w:t xml:space="preserve">            }</w:t>
+      </w:r>
+    </w:p>
+    <w:p>
+      <w:pPr>
+        <w:rPr>
+          <w:sz w:val="28"/>
+          <w:szCs w:val="28"/>
+        </w:rPr>
+      </w:pPr>
+      <w:r>
+        <w:rPr>
+          <w:sz w:val="28"/>
+          <w:szCs w:val="28"/>
+        </w:rPr>
+        <w:t xml:space="preserve">        }</w:t>
+      </w:r>
+    </w:p>
+    <w:p>
+      <w:pPr>
+        <w:rPr>
+          <w:sz w:val="28"/>
+          <w:szCs w:val="28"/>
+        </w:rPr>
+      </w:pPr>
+      <w:r>
+        <w:rPr>
+          <w:sz w:val="28"/>
+          <w:szCs w:val="28"/>
+        </w:rPr>
+        <w:t xml:space="preserve">        return low;</w:t>
+      </w:r>
+    </w:p>
+    <w:p>
+      <w:pPr>
+        <w:rPr>
+          <w:sz w:val="28"/>
+          <w:szCs w:val="28"/>
+        </w:rPr>
+      </w:pPr>
+      <w:r>
+        <w:rPr>
+          <w:sz w:val="28"/>
+          <w:szCs w:val="28"/>
+        </w:rPr>
+        <w:t xml:space="preserve">    }</w:t>
+      </w:r>
+    </w:p>
+    <w:p>
+      <w:pPr>
+        <w:rPr>
+          <w:sz w:val="28"/>
+          <w:szCs w:val="28"/>
+        </w:rPr>
+      </w:pPr>
+      <w:r>
+        <w:rPr>
+          <w:sz w:val="28"/>
+          <w:szCs w:val="28"/>
+        </w:rPr>
+        <w:t>}</w:t>
+      </w:r>
+    </w:p>
+    <w:p>
+      <w:pPr>
+        <w:rPr>
+          <w:b/>
+          <w:bCs/>
+          <w:sz w:val="28"/>
+          <w:szCs w:val="28"/>
+        </w:rPr>
+      </w:pPr>
+      <w:r>
+        <w:rPr>
+          <w:b/>
+          <w:bCs/>
+          <w:sz w:val="28"/>
+          <w:szCs w:val="28"/>
+        </w:rPr>
+        <w:lastRenderedPageBreak/>
         <w:t xml:space="preserve">LC#442:FIND DUPLICATES IN </w:t>
       </w:r>
       <w:proofErr w:type="gramStart"/>
@@ -5664,7 +6659,7 @@
           <w:szCs w:val="28"/>
         </w:rPr>
         <w:lastRenderedPageBreak/>
-        <w:t>WITHOUT HASHSET:</w:t>
+        <w:t>APP2 : CYCLIC SORT</w:t>
       </w:r>
     </w:p>
     <w:p>
@@ -6223,24 +7218,7 @@
           <w:sz w:val="28"/>
           <w:szCs w:val="28"/>
         </w:rPr>
-        <w:t>                {</w:t>
-      </w:r>
-    </w:p>
-    <w:p>
-      <w:pPr>
-        <w:rPr>
-          <w:b/>
-          <w:bCs/>
-          <w:sz w:val="28"/>
-          <w:szCs w:val="28"/>
-        </w:rPr>
-      </w:pPr>
-      <w:r>
-        <w:rPr>
-          <w:sz w:val="28"/>
-          <w:szCs w:val="28"/>
-        </w:rPr>
-        <w:t xml:space="preserve">                    </w:t>
+        <w:t xml:space="preserve">                     </w:t>
       </w:r>
       <w:proofErr w:type="spellStart"/>
       <w:r>
@@ -6265,29 +7243,99 @@
         </w:rPr>
         <w:t>//</w:t>
       </w:r>
-      <w:r>
-        <w:rPr>
-          <w:b/>
-          <w:bCs/>
-          <w:sz w:val="28"/>
-          <w:szCs w:val="28"/>
-        </w:rPr>
-        <w:t>if dup also increment else stuck in infinite loop</w:t>
-      </w:r>
-    </w:p>
-    <w:p>
-      <w:pPr>
-        <w:rPr>
-          <w:sz w:val="28"/>
-          <w:szCs w:val="28"/>
-        </w:rPr>
-      </w:pPr>
-      <w:r>
-        <w:rPr>
-          <w:sz w:val="28"/>
-          <w:szCs w:val="28"/>
-        </w:rPr>
-        <w:t>                }</w:t>
+      <w:proofErr w:type="spellStart"/>
+      <w:r>
+        <w:rPr>
+          <w:b/>
+          <w:bCs/>
+          <w:sz w:val="28"/>
+          <w:szCs w:val="28"/>
+        </w:rPr>
+        <w:t>nums</w:t>
+      </w:r>
+      <w:proofErr w:type="spellEnd"/>
+      <w:r>
+        <w:rPr>
+          <w:b/>
+          <w:bCs/>
+          <w:sz w:val="28"/>
+          <w:szCs w:val="28"/>
+        </w:rPr>
+        <w:t>[</w:t>
+      </w:r>
+      <w:proofErr w:type="spellStart"/>
+      <w:r>
+        <w:rPr>
+          <w:b/>
+          <w:bCs/>
+          <w:sz w:val="28"/>
+          <w:szCs w:val="28"/>
+        </w:rPr>
+        <w:t>i</w:t>
+      </w:r>
+      <w:proofErr w:type="spellEnd"/>
+      <w:r>
+        <w:rPr>
+          <w:b/>
+          <w:bCs/>
+          <w:sz w:val="28"/>
+          <w:szCs w:val="28"/>
+        </w:rPr>
+        <w:t>] wants to go to its correct position</w:t>
+      </w:r>
+      <w:r>
+        <w:rPr>
+          <w:b/>
+          <w:bCs/>
+          <w:sz w:val="28"/>
+          <w:szCs w:val="28"/>
+        </w:rPr>
+        <w:t xml:space="preserve"> ,but </w:t>
+      </w:r>
+      <w:r>
+        <w:rPr>
+          <w:b/>
+          <w:bCs/>
+          <w:sz w:val="28"/>
+          <w:szCs w:val="28"/>
+        </w:rPr>
+        <w:t>that position already contains the same value</w:t>
+      </w:r>
+      <w:r>
+        <w:rPr>
+          <w:b/>
+          <w:bCs/>
+          <w:sz w:val="28"/>
+          <w:szCs w:val="28"/>
+        </w:rPr>
+        <w:t xml:space="preserve"> so stuck infinite loop to avoid that </w:t>
+      </w:r>
+      <w:proofErr w:type="spellStart"/>
+      <w:r>
+        <w:rPr>
+          <w:b/>
+          <w:bCs/>
+          <w:sz w:val="28"/>
+          <w:szCs w:val="28"/>
+        </w:rPr>
+        <w:t>i</w:t>
+      </w:r>
+      <w:proofErr w:type="spellEnd"/>
+      <w:r>
+        <w:rPr>
+          <w:b/>
+          <w:bCs/>
+          <w:sz w:val="28"/>
+          <w:szCs w:val="28"/>
+        </w:rPr>
+        <w:t>++</w:t>
+      </w:r>
+      <w:r>
+        <w:rPr>
+          <w:sz w:val="28"/>
+          <w:szCs w:val="28"/>
+        </w:rPr>
+        <w:t xml:space="preserve">    </w:t>
       </w:r>
     </w:p>
     <w:p>
@@ -6317,27 +7365,21 @@
           <w:sz w:val="28"/>
           <w:szCs w:val="28"/>
         </w:rPr>
-        <w:t>            else</w:t>
-      </w:r>
-    </w:p>
-    <w:p>
-      <w:pPr>
-        <w:rPr>
-          <w:sz w:val="28"/>
-          <w:szCs w:val="28"/>
-        </w:rPr>
-      </w:pPr>
-      <w:r>
-        <w:rPr>
-          <w:sz w:val="28"/>
-          <w:szCs w:val="28"/>
-        </w:rPr>
-        <w:t>            {</w:t>
-      </w:r>
-    </w:p>
-    <w:p>
-      <w:pPr>
-        <w:rPr>
+        <w:t>            els</w:t>
+      </w:r>
+      <w:r>
+        <w:rPr>
+          <w:sz w:val="28"/>
+          <w:szCs w:val="28"/>
+        </w:rPr>
+        <w:t>e</w:t>
+      </w:r>
+    </w:p>
+    <w:p>
+      <w:pPr>
+        <w:rPr>
+          <w:b/>
+          <w:bCs/>
           <w:sz w:val="28"/>
           <w:szCs w:val="28"/>
         </w:rPr>
@@ -6365,21 +7407,64 @@
         </w:rPr>
         <w:t>++;</w:t>
       </w:r>
-    </w:p>
-    <w:p>
-      <w:pPr>
-        <w:rPr>
-          <w:sz w:val="28"/>
-          <w:szCs w:val="28"/>
-        </w:rPr>
-      </w:pPr>
-      <w:r>
-        <w:rPr>
-          <w:sz w:val="28"/>
-          <w:szCs w:val="28"/>
-        </w:rPr>
-        <w:t>            }</w:t>
-      </w:r>
+      <w:r>
+        <w:rPr>
+          <w:sz w:val="28"/>
+          <w:szCs w:val="28"/>
+        </w:rPr>
+        <w:t xml:space="preserve"> </w:t>
+      </w:r>
+      <w:r>
+        <w:rPr>
+          <w:b/>
+          <w:bCs/>
+          <w:sz w:val="28"/>
+          <w:szCs w:val="28"/>
+        </w:rPr>
+        <w:t xml:space="preserve">// as usual if position is correctly fixed then move </w:t>
+      </w:r>
+      <w:proofErr w:type="spellStart"/>
+      <w:r>
+        <w:rPr>
+          <w:b/>
+          <w:bCs/>
+          <w:sz w:val="28"/>
+          <w:szCs w:val="28"/>
+        </w:rPr>
+        <w:t>fwd</w:t>
+      </w:r>
+      <w:proofErr w:type="spellEnd"/>
+    </w:p>
+    <w:p>
+      <w:pPr>
+        <w:rPr>
+          <w:sz w:val="28"/>
+          <w:szCs w:val="28"/>
+        </w:rPr>
+      </w:pPr>
+      <w:r>
+        <w:rPr>
+          <w:sz w:val="28"/>
+          <w:szCs w:val="28"/>
+        </w:rPr>
+        <w:t>        }</w:t>
+      </w:r>
+    </w:p>
+    <w:p>
+      <w:pPr>
+        <w:rPr>
+          <w:sz w:val="28"/>
+          <w:szCs w:val="28"/>
+        </w:rPr>
+      </w:pPr>
+    </w:p>
+    <w:p>
+      <w:pPr>
+        <w:rPr>
+          <w:sz w:val="28"/>
+          <w:szCs w:val="28"/>
+        </w:rPr>
+      </w:pPr>
     </w:p>
     <w:p>
       <w:pPr>
@@ -6394,21 +7479,6 @@
           <w:szCs w:val="28"/>
         </w:rPr>
         <w:lastRenderedPageBreak/>
-        <w:t>        }</w:t>
-      </w:r>
-    </w:p>
-    <w:p>
-      <w:pPr>
-        <w:rPr>
-          <w:sz w:val="28"/>
-          <w:szCs w:val="28"/>
-        </w:rPr>
-      </w:pPr>
-      <w:r>
-        <w:rPr>
-          <w:sz w:val="28"/>
-          <w:szCs w:val="28"/>
-        </w:rPr>
         <w:t>        for(</w:t>
       </w:r>
       <w:proofErr w:type="spellStart"/>

--- a/13. ArrayMatrixManipulation/82 - cyclic sort.docx
+++ b/13. ArrayMatrixManipulation/82 - cyclic sort.docx
@@ -911,15 +911,7 @@
       </w:r>
       <w:proofErr w:type="spellEnd"/>
       <w:r>
-        <w:t xml:space="preserve"> : </w:t>
-      </w:r>
-      <w:proofErr w:type="spellStart"/>
-      <w:r>
-        <w:t>nums</w:t>
-      </w:r>
-      <w:proofErr w:type="spellEnd"/>
-      <w:r>
-        <w:t xml:space="preserve">) </w:t>
+        <w:t xml:space="preserve"> : nums) </w:t>
       </w:r>
       <w:r>
         <w:t>{</w:t>
@@ -1428,7 +1420,21 @@
           <w:sz w:val="28"/>
           <w:szCs w:val="28"/>
         </w:rPr>
-        <w:t>]-1;//</w:t>
+        <w:t>]-1;</w:t>
+      </w:r>
+      <w:r>
+        <w:rPr>
+          <w:sz w:val="28"/>
+          <w:szCs w:val="28"/>
+        </w:rPr>
+        <w:t xml:space="preserve">  </w:t>
+      </w:r>
+      <w:r>
+        <w:rPr>
+          <w:sz w:val="28"/>
+          <w:szCs w:val="28"/>
+        </w:rPr>
+        <w:t>//</w:t>
       </w:r>
       <w:proofErr w:type="spellStart"/>
       <w:r>
@@ -2228,12 +2234,19 @@
       <w:proofErr w:type="spellEnd"/>
       <w:r>
         <w:rPr>
-          <w:b/>
-          <w:bCs/>
-          <w:sz w:val="28"/>
-          <w:szCs w:val="28"/>
-        </w:rPr>
-        <w:t xml:space="preserve">];//here starts from 0 to n so </w:t>
+          <w:sz w:val="28"/>
+          <w:szCs w:val="28"/>
+        </w:rPr>
+        <w:t>]</w:t>
+      </w:r>
+      <w:r>
+        <w:rPr>
+          <w:b/>
+          <w:bCs/>
+          <w:sz w:val="28"/>
+          <w:szCs w:val="28"/>
+        </w:rPr>
+        <w:t xml:space="preserve">;//here starts from 0 to n so </w:t>
       </w:r>
       <w:proofErr w:type="spellStart"/>
       <w:r>
@@ -5330,23 +5343,7 @@
           <w:sz w:val="28"/>
           <w:szCs w:val="28"/>
         </w:rPr>
-        <w:t xml:space="preserve">(int[] </w:t>
-      </w:r>
-      <w:proofErr w:type="spellStart"/>
-      <w:r>
-        <w:rPr>
-          <w:sz w:val="28"/>
-          <w:szCs w:val="28"/>
-        </w:rPr>
-        <w:t>nums</w:t>
-      </w:r>
-      <w:proofErr w:type="spellEnd"/>
-      <w:r>
-        <w:rPr>
-          <w:sz w:val="28"/>
-          <w:szCs w:val="28"/>
-        </w:rPr>
-        <w:t>) {</w:t>
+        <w:t>(int[] nums) {</w:t>
       </w:r>
     </w:p>
     <w:p>
@@ -5484,23 +5481,7 @@
           <w:sz w:val="28"/>
           <w:szCs w:val="28"/>
         </w:rPr>
-        <w:t xml:space="preserve"> : </w:t>
-      </w:r>
-      <w:proofErr w:type="spellStart"/>
-      <w:r>
-        <w:rPr>
-          <w:sz w:val="28"/>
-          <w:szCs w:val="28"/>
-        </w:rPr>
-        <w:t>nums</w:t>
-      </w:r>
-      <w:proofErr w:type="spellEnd"/>
-      <w:r>
-        <w:rPr>
-          <w:sz w:val="28"/>
-          <w:szCs w:val="28"/>
-        </w:rPr>
-        <w:t>) {</w:t>
+        <w:t xml:space="preserve"> : nums) {</w:t>
       </w:r>
     </w:p>
     <w:p>
@@ -8517,6 +8498,7 @@
   <w:style w:type="character" w:default="1" w:styleId="DefaultParagraphFont">
     <w:name w:val="Default Paragraph Font"/>
     <w:uiPriority w:val="1"/>
+    <w:semiHidden/>
     <w:unhideWhenUsed/>
   </w:style>
   <w:style w:type="table" w:default="1" w:styleId="TableNormal">
